--- a/pr-preview/pr-424/chapters/defining-terms.docx
+++ b/pr-preview/pr-424/chapters/defining-terms.docx
@@ -15,7 +15,7 @@
         <w:pStyle w:val="Date"/>
       </w:pPr>
       <w:r>
-        <w:t xml:space="preserve">Last modified: 2026-10-29 14:37:47 (PDT)</w:t>
+        <w:t xml:space="preserve">Last modified: 2026-10-29 14:43:47 (PDT)</w:t>
       </w:r>
     </w:p>
     <w:p>
@@ -507,7 +507,7 @@
       </w:r>
     </w:p>
     <w:bookmarkEnd w:id="15"/>
-    <w:bookmarkStart w:id="26" w:name="guidelines-for-defining-terms"/>
+    <w:bookmarkStart w:id="27" w:name="guidelines-for-defining-terms"/>
     <w:p>
       <w:pPr>
         <w:pStyle w:val="Heading2"/>
@@ -6166,7 +6166,13 @@
         <w:t xml:space="preserve"> </w:t>
       </w:r>
       <w:r>
-        <w:t xml:space="preserve">Two concepts that happen to be equivalent are different concepts, however often they coincide.</w:t>
+        <w:t xml:space="preserve">Two concepts that happen to be equivalent are different concepts,</w:t>
+      </w:r>
+      <w:r>
+        <w:t xml:space="preserve"> </w:t>
+      </w:r>
+      <w:r>
+        <w:t xml:space="preserve">however often they coincide.</w:t>
       </w:r>
       <w:r>
         <w:t xml:space="preserve"> </w:t>
@@ -6194,7 +6200,7 @@
           <w:i/>
           <w:iCs/>
         </w:rPr>
-        <w:t xml:space="preserve">Put only the defining equation in a definition</w:t>
+        <w:t xml:space="preserve">Put only the defining equation in a definition, and state equivalences as results</w:t>
       </w:r>
       <w:r>
         <w:t xml:space="preserve"> </w:t>
@@ -6224,7 +6230,24 @@
         <w:t xml:space="preserve"> </w:t>
       </w:r>
       <w:r>
-        <w:t xml:space="preserve">and a loss defined as the cross-entropy between two distributions</w:t>
+        <w:t xml:space="preserve">and a loss defined as the</w:t>
+      </w:r>
+      <w:r>
+        <w:t xml:space="preserve"> </w:t>
+      </w:r>
+      <w:hyperlink r:id="rId24">
+        <w:r>
+          <w:rPr>
+            <w:rStyle w:val="Hyperlink"/>
+          </w:rPr>
+          <w:t xml:space="preserve">cross-entropy</w:t>
+        </w:r>
+      </w:hyperlink>
+      <w:r>
+        <w:t xml:space="preserve"> </w:t>
+      </w:r>
+      <w:r>
+        <w:t xml:space="preserve">between two distributions</w:t>
       </w:r>
       <w:r>
         <w:t xml:space="preserve"> </w:t>
@@ -6295,7 +6318,7 @@
       <w:r>
         <w:t xml:space="preserve"> </w:t>
       </w:r>
-      <w:hyperlink r:id="rId24">
+      <w:hyperlink r:id="rId25">
         <w:r>
           <w:rPr>
             <w:rStyle w:val="Hyperlink"/>
@@ -6329,7 +6352,7 @@
       <w:r>
         <w:t xml:space="preserve"> </w:t>
       </w:r>
-      <w:hyperlink r:id="rId25">
+      <w:hyperlink r:id="rId26">
         <w:r>
           <w:rPr>
             <w:rStyle w:val="Hyperlink"/>
@@ -9617,8 +9640,8 @@
         <w:t xml:space="preserve">When in doubt, keep it.</w:t>
       </w:r>
     </w:p>
-    <w:bookmarkEnd w:id="26"/>
-    <w:bookmarkStart w:id="33" w:name="examples-of-term-definitions"/>
+    <w:bookmarkEnd w:id="27"/>
+    <w:bookmarkStart w:id="34" w:name="examples-of-term-definitions"/>
     <w:p>
       <w:pPr>
         <w:pStyle w:val="Heading2"/>
@@ -9649,7 +9672,7 @@
         <w:t xml:space="preserve">s:</w:t>
       </w:r>
     </w:p>
-    <w:bookmarkStart w:id="27" w:name="def-confidence-interval"/>
+    <w:bookmarkStart w:id="28" w:name="def-confidence-interval"/>
     <w:p>
       <w:pPr>
         <w:pStyle w:val="BodyText"/>
@@ -9886,8 +9909,8 @@
         </m:oMath>
       </m:oMathPara>
     </w:p>
-    <w:bookmarkEnd w:id="27"/>
-    <w:bookmarkStart w:id="28" w:name="exm-confidence-interval"/>
+    <w:bookmarkEnd w:id="28"/>
+    <w:bookmarkStart w:id="29" w:name="exm-confidence-interval"/>
     <w:p>
       <w:pPr>
         <w:pStyle w:val="FirstParagraph"/>
@@ -9929,8 +9952,8 @@
         <w:t xml:space="preserve">we are 95% confident that the true population mean height falls within this range.</w:t>
       </w:r>
     </w:p>
-    <w:bookmarkEnd w:id="28"/>
-    <w:bookmarkStart w:id="29" w:name="exm-not-confidence-interval"/>
+    <w:bookmarkEnd w:id="29"/>
+    <w:bookmarkStart w:id="30" w:name="exm-not-confidence-interval"/>
     <w:p>
       <w:pPr>
         <w:pStyle w:val="BodyText"/>
@@ -9990,8 +10013,8 @@
         <w:t xml:space="preserve">and it does not shrink as the sample grows.</w:t>
       </w:r>
     </w:p>
-    <w:bookmarkEnd w:id="29"/>
-    <w:bookmarkStart w:id="30" w:name="def-active-voice"/>
+    <w:bookmarkEnd w:id="30"/>
+    <w:bookmarkStart w:id="31" w:name="def-active-voice"/>
     <w:p>
       <w:pPr>
         <w:pStyle w:val="BodyText"/>
@@ -10020,8 +10043,8 @@
         <w:t xml:space="preserve">is a sentence structure where the subject performs the action expressed by the verb.</w:t>
       </w:r>
     </w:p>
-    <w:bookmarkEnd w:id="30"/>
-    <w:bookmarkStart w:id="31" w:name="exm-active-voice"/>
+    <w:bookmarkEnd w:id="31"/>
+    <w:bookmarkStart w:id="32" w:name="exm-active-voice"/>
     <w:p>
       <w:pPr>
         <w:pStyle w:val="BodyText"/>
@@ -10081,8 +10104,8 @@
         <w:t xml:space="preserve">.</w:t>
       </w:r>
     </w:p>
-    <w:bookmarkEnd w:id="31"/>
-    <w:bookmarkStart w:id="32" w:name="exm-passive-voice"/>
+    <w:bookmarkEnd w:id="32"/>
+    <w:bookmarkStart w:id="33" w:name="exm-passive-voice"/>
     <w:p>
       <w:pPr>
         <w:pStyle w:val="BodyText"/>
@@ -10145,9 +10168,9 @@
         <w:t xml:space="preserve">so the sentence is in passive voice.</w:t>
       </w:r>
     </w:p>
-    <w:bookmarkEnd w:id="32"/>
     <w:bookmarkEnd w:id="33"/>
-    <w:bookmarkStart w:id="39" w:name="order-general-definition-then-examples"/>
+    <w:bookmarkEnd w:id="34"/>
+    <w:bookmarkStart w:id="40" w:name="order-general-definition-then-examples"/>
     <w:p>
       <w:pPr>
         <w:pStyle w:val="Heading2"/>
@@ -10285,7 +10308,7 @@
         <w:t xml:space="preserve">would give these blocks, in this order:</w:t>
       </w:r>
     </w:p>
-    <w:bookmarkStart w:id="34" w:name="def-rss"/>
+    <w:bookmarkStart w:id="35" w:name="def-rss"/>
     <w:p>
       <w:pPr>
         <w:pStyle w:val="BodyText"/>
@@ -10403,8 +10426,8 @@
         </m:oMath>
       </m:oMathPara>
     </w:p>
-    <w:bookmarkEnd w:id="34"/>
-    <w:bookmarkStart w:id="36" w:name="exm-rss-line"/>
+    <w:bookmarkEnd w:id="35"/>
+    <w:bookmarkStart w:id="37" w:name="exm-rss-line"/>
     <w:p>
       <w:pPr>
         <w:pStyle w:val="FirstParagraph"/>
@@ -10474,7 +10497,7 @@
       <w:r>
         <w:t xml:space="preserve"> </w:t>
       </w:r>
-      <w:hyperlink r:id="rId35">
+      <w:hyperlink r:id="rId36">
         <w:r>
           <w:rPr>
             <w:rStyle w:val="Hyperlink"/>
@@ -10770,8 +10793,8 @@
         </m:oMath>
       </m:oMathPara>
     </w:p>
-    <w:bookmarkEnd w:id="36"/>
-    <w:bookmarkStart w:id="37" w:name="exm-rss-three-points"/>
+    <w:bookmarkEnd w:id="37"/>
+    <w:bookmarkStart w:id="38" w:name="exm-rss-three-points"/>
     <w:p>
       <w:pPr>
         <w:pStyle w:val="FirstParagraph"/>
@@ -11060,8 +11083,8 @@
         <w:t xml:space="preserve">.</w:t>
       </w:r>
     </w:p>
-    <w:bookmarkEnd w:id="37"/>
-    <w:bookmarkStart w:id="38" w:name="exm-not-rss"/>
+    <w:bookmarkEnd w:id="38"/>
+    <w:bookmarkStart w:id="39" w:name="exm-not-rss"/>
     <w:p>
       <w:pPr>
         <w:pStyle w:val="BodyText"/>
@@ -11206,7 +11229,7 @@
       <w:r>
         <w:t xml:space="preserve"> </w:t>
       </w:r>
-      <w:hyperlink r:id="rId35">
+      <w:hyperlink r:id="rId36">
         <w:r>
           <w:rPr>
             <w:rStyle w:val="Hyperlink"/>
@@ -11218,7 +11241,7 @@
         <w:t xml:space="preserve">s.</w:t>
       </w:r>
     </w:p>
-    <w:bookmarkEnd w:id="38"/>
+    <w:bookmarkEnd w:id="39"/>
     <w:p>
       <w:pPr>
         <w:pStyle w:val="BodyText"/>
@@ -11257,8 +11280,8 @@
         <w:t xml:space="preserve">once the reader knows what the definition covers.</w:t>
       </w:r>
     </w:p>
-    <w:bookmarkEnd w:id="39"/>
-    <w:bookmarkStart w:id="43" w:name="X35ef0536ddd4dcadf17366e9cbbad09e6282954"/>
+    <w:bookmarkEnd w:id="40"/>
+    <w:bookmarkStart w:id="44" w:name="X35ef0536ddd4dcadf17366e9cbbad09e6282954"/>
     <w:p>
       <w:pPr>
         <w:pStyle w:val="Heading2"/>
@@ -11330,7 +11353,7 @@
       <w:r>
         <w:t xml:space="preserve"> </w:t>
       </w:r>
-      <w:hyperlink r:id="rId40">
+      <w:hyperlink r:id="rId41">
         <w:r>
           <w:rPr>
             <w:rStyle w:val="Hyperlink"/>
@@ -11362,7 +11385,7 @@
         <w:t xml:space="preserve">, keeps its prose definition alone.</w:t>
       </w:r>
     </w:p>
-    <w:bookmarkStart w:id="41" w:name="def-variance-expression-and-prose"/>
+    <w:bookmarkStart w:id="42" w:name="def-variance-expression-and-prose"/>
     <w:p>
       <w:pPr>
         <w:pStyle w:val="BodyText"/>
@@ -11565,8 +11588,8 @@
         <w:t xml:space="preserve">from its population mean.</w:t>
       </w:r>
     </w:p>
-    <w:bookmarkEnd w:id="41"/>
-    <w:bookmarkStart w:id="42" w:name="exm-not-expression-and-prose"/>
+    <w:bookmarkEnd w:id="42"/>
+    <w:bookmarkStart w:id="43" w:name="exm-not-expression-and-prose"/>
     <w:p>
       <w:pPr>
         <w:pStyle w:val="BodyText"/>
@@ -11725,9 +11748,9 @@
         <w:t xml:space="preserve">gives both.</w:t>
       </w:r>
     </w:p>
-    <w:bookmarkEnd w:id="42"/>
     <w:bookmarkEnd w:id="43"/>
-    <w:bookmarkStart w:id="44" w:name="why-examples-matter"/>
+    <w:bookmarkEnd w:id="44"/>
+    <w:bookmarkStart w:id="45" w:name="why-examples-matter"/>
     <w:p>
       <w:pPr>
         <w:pStyle w:val="Heading2"/>
@@ -11879,8 +11902,8 @@
         <w:t xml:space="preserve">which is where readers most often misapply it.</w:t>
       </w:r>
     </w:p>
-    <w:bookmarkEnd w:id="44"/>
-    <w:bookmarkStart w:id="45" w:name="common-pitfalls-to-avoid"/>
+    <w:bookmarkEnd w:id="45"/>
+    <w:bookmarkStart w:id="46" w:name="common-pitfalls-to-avoid"/>
     <w:p>
       <w:pPr>
         <w:pStyle w:val="Heading2"/>
@@ -12168,8 +12191,8 @@
         <w:t xml:space="preserve">of the definition they are meant to demonstrate.</w:t>
       </w:r>
     </w:p>
-    <w:bookmarkEnd w:id="45"/>
-    <w:bookmarkStart w:id="53" w:name="mathematical-statements-require-examples"/>
+    <w:bookmarkEnd w:id="46"/>
+    <w:bookmarkStart w:id="54" w:name="mathematical-statements-require-examples"/>
     <w:p>
       <w:pPr>
         <w:pStyle w:val="Heading2"/>
@@ -12236,7 +12259,7 @@
         <w:t xml:space="preserve">when readers can see concrete instances.</w:t>
       </w:r>
     </w:p>
-    <w:bookmarkStart w:id="47" w:name="using-theorem-environments-in-quarto"/>
+    <w:bookmarkStart w:id="48" w:name="using-theorem-environments-in-quarto"/>
     <w:p>
       <w:pPr>
         <w:pStyle w:val="Heading3"/>
@@ -12529,7 +12552,7 @@
       <w:r>
         <w:t xml:space="preserve"> </w:t>
       </w:r>
-      <w:hyperlink r:id="rId46">
+      <w:hyperlink r:id="rId47">
         <w:r>
           <w:rPr>
             <w:rStyle w:val="Hyperlink"/>
@@ -12656,8 +12679,8 @@
         <w:t xml:space="preserve">.</w:t>
       </w:r>
     </w:p>
-    <w:bookmarkEnd w:id="47"/>
-    <w:bookmarkStart w:id="52" w:name="example-pythagorean-theorem"/>
+    <w:bookmarkEnd w:id="48"/>
+    <w:bookmarkStart w:id="53" w:name="example-pythagorean-theorem"/>
     <w:p>
       <w:pPr>
         <w:pStyle w:val="Heading3"/>
@@ -12666,7 +12689,7 @@
         <w:t xml:space="preserve">7.2 Example: Pythagorean theorem</w:t>
       </w:r>
     </w:p>
-    <w:bookmarkStart w:id="48" w:name="thm-pythagoras"/>
+    <w:bookmarkStart w:id="49" w:name="thm-pythagoras"/>
     <w:p>
       <w:pPr>
         <w:pStyle w:val="FirstParagraph"/>
@@ -12757,8 +12780,8 @@
         </m:oMath>
       </m:oMathPara>
     </w:p>
-    <w:bookmarkEnd w:id="48"/>
-    <w:bookmarkStart w:id="49" w:name="exm-pythagoras"/>
+    <w:bookmarkEnd w:id="49"/>
+    <w:bookmarkStart w:id="50" w:name="exm-pythagoras"/>
     <w:p>
       <w:pPr>
         <w:pStyle w:val="FirstParagraph"/>
@@ -12887,8 +12910,8 @@
         </m:oMath>
       </m:oMathPara>
     </w:p>
-    <w:bookmarkEnd w:id="49"/>
-    <w:bookmarkStart w:id="50" w:name="def-postulate"/>
+    <w:bookmarkEnd w:id="50"/>
+    <w:bookmarkStart w:id="51" w:name="def-postulate"/>
     <w:p>
       <w:pPr>
         <w:pStyle w:val="FirstParagraph"/>
@@ -12942,8 +12965,8 @@
         <w:t xml:space="preserve">serving as a starting point for further reasoning.</w:t>
       </w:r>
     </w:p>
-    <w:bookmarkEnd w:id="50"/>
-    <w:bookmarkStart w:id="51" w:name="exm-parallel-postulate"/>
+    <w:bookmarkEnd w:id="51"/>
+    <w:bookmarkStart w:id="52" w:name="exm-parallel-postulate"/>
     <w:p>
       <w:pPr>
         <w:pStyle w:val="BodyText"/>
@@ -13046,10 +13069,10 @@
         <w:t xml:space="preserve">.</w:t>
       </w:r>
     </w:p>
-    <w:bookmarkEnd w:id="51"/>
     <w:bookmarkEnd w:id="52"/>
     <w:bookmarkEnd w:id="53"/>
-    <w:bookmarkStart w:id="62" w:name="Xe6c88c177e563d1f046037569009a36fd08f4bd"/>
+    <w:bookmarkEnd w:id="54"/>
+    <w:bookmarkStart w:id="63" w:name="Xe6c88c177e563d1f046037569009a36fd08f4bd"/>
     <w:p>
       <w:pPr>
         <w:pStyle w:val="Heading2"/>
@@ -13268,7 +13291,7 @@
       <w:r>
         <w:t xml:space="preserve"> </w:t>
       </w:r>
-      <w:hyperlink r:id="rId54">
+      <w:hyperlink r:id="rId55">
         <w:r>
           <w:rPr>
             <w:rStyle w:val="Hyperlink"/>
@@ -13344,7 +13367,7 @@
       <w:r>
         <w:t xml:space="preserve"> </w:t>
       </w:r>
-      <w:hyperlink r:id="rId55">
+      <w:hyperlink r:id="rId56">
         <w:r>
           <w:rPr>
             <w:rStyle w:val="Hyperlink"/>
@@ -13598,7 +13621,7 @@
         <w:t xml:space="preserve">is an ordinary step, not the pattern to avoid.</w:t>
       </w:r>
     </w:p>
-    <w:bookmarkStart w:id="56" w:name="def-sample-mean"/>
+    <w:bookmarkStart w:id="57" w:name="def-sample-mean"/>
     <w:p>
       <w:pPr>
         <w:pStyle w:val="FirstParagraph"/>
@@ -13783,8 +13806,8 @@
         </m:oMath>
       </m:oMathPara>
     </w:p>
-    <w:bookmarkEnd w:id="56"/>
-    <w:bookmarkStart w:id="57" w:name="exr-sum-deviations"/>
+    <w:bookmarkEnd w:id="57"/>
+    <w:bookmarkStart w:id="58" w:name="exr-sum-deviations"/>
     <w:p>
       <w:pPr>
         <w:pStyle w:val="FirstParagraph"/>
@@ -13939,8 +13962,8 @@
         <w:t xml:space="preserve">).</w:t>
       </w:r>
     </w:p>
-    <w:bookmarkEnd w:id="57"/>
-    <w:bookmarkStart w:id="58" w:name="sol-sum-deviations"/>
+    <w:bookmarkEnd w:id="58"/>
+    <w:bookmarkStart w:id="59" w:name="sol-sum-deviations"/>
     <w:p>
       <w:pPr>
         <w:pStyle w:val="BodyText"/>
@@ -14391,8 +14414,8 @@
         </m:oMath>
       </m:oMathPara>
     </w:p>
-    <w:bookmarkEnd w:id="58"/>
-    <w:bookmarkStart w:id="59" w:name="thm-sum-deviations"/>
+    <w:bookmarkEnd w:id="59"/>
+    <w:bookmarkStart w:id="60" w:name="thm-sum-deviations"/>
     <w:p>
       <w:pPr>
         <w:pStyle w:val="FirstParagraph"/>
@@ -14598,7 +14621,7 @@
         </m:oMath>
       </m:oMathPara>
     </w:p>
-    <w:bookmarkEnd w:id="59"/>
+    <w:bookmarkEnd w:id="60"/>
     <w:p>
       <w:pPr>
         <w:pStyle w:val="FirstParagraph"/>
@@ -14628,7 +14651,7 @@
         <w:t xml:space="preserve">derives this result.</w:t>
       </w:r>
     </w:p>
-    <w:bookmarkStart w:id="60" w:name="exm-derivation-direction"/>
+    <w:bookmarkStart w:id="61" w:name="exm-derivation-direction"/>
     <w:p>
       <w:pPr>
         <w:pStyle w:val="BodyText"/>
@@ -15695,7 +15718,7 @@
       <w:r>
         <w:t xml:space="preserve"> </w:t>
       </w:r>
-      <w:hyperlink r:id="rId55">
+      <w:hyperlink r:id="rId56">
         <w:r>
           <w:rPr>
             <w:rStyle w:val="Hyperlink"/>
@@ -15707,8 +15730,8 @@
         <w:t xml:space="preserve">).</w:t>
       </w:r>
     </w:p>
-    <w:bookmarkEnd w:id="60"/>
-    <w:bookmarkStart w:id="61" w:name="exm-one-result-per-theorem"/>
+    <w:bookmarkEnd w:id="61"/>
+    <w:bookmarkStart w:id="62" w:name="exm-one-result-per-theorem"/>
     <w:p>
       <w:pPr>
         <w:pStyle w:val="BodyText"/>
@@ -16192,8 +16215,8 @@
         <w:t xml:space="preserve">and a later step that uses only the first can cite only the first.</w:t>
       </w:r>
     </w:p>
-    <w:bookmarkEnd w:id="61"/>
     <w:bookmarkEnd w:id="62"/>
+    <w:bookmarkEnd w:id="63"/>
     <w:sectPr>
       <w:footnotePr>
         <w:numRestart w:val="eachSect"/>

--- a/pr-preview/pr-424/chapters/defining-terms.docx
+++ b/pr-preview/pr-424/chapters/defining-terms.docx
@@ -15,7 +15,7 @@
         <w:pStyle w:val="Date"/>
       </w:pPr>
       <w:r>
-        <w:t xml:space="preserve">Last modified: 2026-10-29 14:43:47 (PDT)</w:t>
+        <w:t xml:space="preserve">Last modified: 2026-10-29 15:26:14 (PDT)</w:t>
       </w:r>
     </w:p>
     <w:p>
